--- a/writeup/manuscript.docx
+++ b/writeup/manuscript.docx
@@ -3573,7 +3573,7 @@
         <w:t xml:space="preserve"> </w:t>
       </w:r>
       <w:r>
-        <w:t xml:space="preserve">(Sohn, 1999; see also Allan, 1977; Aikhenvald, 2000)</w:t>
+        <w:t xml:space="preserve">(Sohn, 1999; Aikhenvald, 2000; see also Allan, 1977)</w:t>
       </w:r>
       <w:r>
         <w:t xml:space="preserve">. A lifetime of this counting may raise the salience of shape and made it highly codable when adults are asked to reflect on it explicitly, especially in ambiguous contexts</w:t>
